--- a/用户群分类、选择产品代表/用户群分类、选择产品代表.docx
+++ b/用户群分类、选择产品代表/用户群分类、选择产品代表.docx
@@ -6,28 +6,6 @@
       <w:pPr>
         <w:jc w:val="center"/>
         <w:rPr>
-          <w:rFonts w:ascii="宋体" w:eastAsia="宋体" w:hAnsi="宋体"/>
-          <w:b/>
-          <w:bCs/>
-          <w:sz w:val="44"/>
-          <w:szCs w:val="44"/>
-        </w:rPr>
-      </w:pPr>
-      <w:r>
-        <w:rPr>
-          <w:rFonts w:ascii="宋体" w:eastAsia="宋体" w:hAnsi="宋体"/>
-          <w:b/>
-          <w:bCs/>
-          <w:sz w:val="44"/>
-          <w:szCs w:val="44"/>
-        </w:rPr>
-        <w:t>用户群分类与产品代表说明书</w:t>
-      </w:r>
-    </w:p>
-    <w:p>
-      <w:pPr>
-        <w:jc w:val="center"/>
-        <w:rPr>
           <w:rFonts w:ascii="宋体" w:eastAsia="宋体" w:hAnsi="宋体" w:hint="eastAsia"/>
           <w:b/>
           <w:bCs/>
@@ -35,28 +13,50 @@
           <w:szCs w:val="44"/>
         </w:rPr>
       </w:pPr>
+      <w:r>
+        <w:rPr>
+          <w:rFonts w:ascii="宋体" w:eastAsia="宋体" w:hAnsi="宋体"/>
+          <w:b/>
+          <w:bCs/>
+          <w:sz w:val="44"/>
+          <w:szCs w:val="44"/>
+        </w:rPr>
+        <w:t>用户群分类与产品代表说明书</w:t>
+      </w:r>
     </w:p>
     <w:p>
       <w:pPr>
-        <w:rPr>
-          <w:rFonts w:ascii="宋体" w:eastAsia="宋体" w:hAnsi="宋体"/>
+        <w:jc w:val="center"/>
+        <w:rPr>
+          <w:rFonts w:ascii="宋体" w:eastAsia="宋体" w:hAnsi="宋体" w:hint="eastAsia"/>
           <w:b/>
           <w:bCs/>
-        </w:rPr>
-      </w:pPr>
-      <w:r>
-        <w:rPr>
-          <w:rFonts w:ascii="宋体" w:eastAsia="宋体" w:hAnsi="宋体"/>
+          <w:sz w:val="44"/>
+          <w:szCs w:val="44"/>
+        </w:rPr>
+      </w:pPr>
+    </w:p>
+    <w:p>
+      <w:pPr>
+        <w:rPr>
+          <w:rFonts w:ascii="宋体" w:eastAsia="宋体" w:hAnsi="宋体" w:hint="eastAsia"/>
           <w:b/>
           <w:bCs/>
         </w:rPr>
+      </w:pPr>
+      <w:r>
+        <w:rPr>
+          <w:rFonts w:ascii="宋体" w:eastAsia="宋体" w:hAnsi="宋体"/>
+          <w:b/>
+          <w:bCs/>
+        </w:rPr>
         <w:t>1. 用户群分类 (User Classes)</w:t>
       </w:r>
     </w:p>
     <w:p>
       <w:pPr>
         <w:rPr>
-          <w:rFonts w:ascii="宋体" w:eastAsia="宋体" w:hAnsi="宋体"/>
+          <w:rFonts w:ascii="宋体" w:eastAsia="宋体" w:hAnsi="宋体" w:hint="eastAsia"/>
         </w:rPr>
       </w:pPr>
       <w:r>
@@ -92,7 +92,7 @@
               <w:spacing w:after="160" w:line="278" w:lineRule="auto"/>
               <w:jc w:val="center"/>
               <w:rPr>
-                <w:rFonts w:ascii="宋体" w:eastAsia="宋体" w:hAnsi="宋体"/>
+                <w:rFonts w:ascii="宋体" w:eastAsia="宋体" w:hAnsi="宋体" w:hint="eastAsia"/>
               </w:rPr>
             </w:pPr>
             <w:r>
@@ -116,7 +116,7 @@
               <w:spacing w:after="160" w:line="278" w:lineRule="auto"/>
               <w:jc w:val="center"/>
               <w:rPr>
-                <w:rFonts w:ascii="宋体" w:eastAsia="宋体" w:hAnsi="宋体"/>
+                <w:rFonts w:ascii="宋体" w:eastAsia="宋体" w:hAnsi="宋体" w:hint="eastAsia"/>
               </w:rPr>
             </w:pPr>
             <w:r>
@@ -140,7 +140,7 @@
               <w:spacing w:after="160" w:line="278" w:lineRule="auto"/>
               <w:jc w:val="center"/>
               <w:rPr>
-                <w:rFonts w:ascii="宋体" w:eastAsia="宋体" w:hAnsi="宋体"/>
+                <w:rFonts w:ascii="宋体" w:eastAsia="宋体" w:hAnsi="宋体" w:hint="eastAsia"/>
               </w:rPr>
             </w:pPr>
             <w:r>
@@ -164,7 +164,7 @@
               <w:spacing w:after="160" w:line="278" w:lineRule="auto"/>
               <w:jc w:val="center"/>
               <w:rPr>
-                <w:rFonts w:ascii="宋体" w:eastAsia="宋体" w:hAnsi="宋体"/>
+                <w:rFonts w:ascii="宋体" w:eastAsia="宋体" w:hAnsi="宋体" w:hint="eastAsia"/>
               </w:rPr>
             </w:pPr>
             <w:r>
@@ -188,7 +188,7 @@
               <w:spacing w:after="160" w:line="278" w:lineRule="auto"/>
               <w:jc w:val="center"/>
               <w:rPr>
-                <w:rFonts w:ascii="宋体" w:eastAsia="宋体" w:hAnsi="宋体"/>
+                <w:rFonts w:ascii="宋体" w:eastAsia="宋体" w:hAnsi="宋体" w:hint="eastAsia"/>
               </w:rPr>
             </w:pPr>
             <w:r>
@@ -212,7 +212,7 @@
               <w:spacing w:after="160" w:line="278" w:lineRule="auto"/>
               <w:jc w:val="center"/>
               <w:rPr>
-                <w:rFonts w:ascii="宋体" w:eastAsia="宋体" w:hAnsi="宋体"/>
+                <w:rFonts w:ascii="宋体" w:eastAsia="宋体" w:hAnsi="宋体" w:hint="eastAsia"/>
               </w:rPr>
             </w:pPr>
             <w:r>
@@ -238,7 +238,7 @@
               <w:spacing w:after="160" w:line="278" w:lineRule="auto"/>
               <w:jc w:val="center"/>
               <w:rPr>
-                <w:rFonts w:ascii="宋体" w:eastAsia="宋体" w:hAnsi="宋体"/>
+                <w:rFonts w:ascii="宋体" w:eastAsia="宋体" w:hAnsi="宋体" w:hint="eastAsia"/>
               </w:rPr>
             </w:pPr>
             <w:r>
@@ -260,7 +260,7 @@
             <w:pPr>
               <w:spacing w:after="160" w:line="278" w:lineRule="auto"/>
               <w:rPr>
-                <w:rFonts w:ascii="宋体" w:eastAsia="宋体" w:hAnsi="宋体"/>
+                <w:rFonts w:ascii="宋体" w:eastAsia="宋体" w:hAnsi="宋体" w:hint="eastAsia"/>
               </w:rPr>
             </w:pPr>
             <w:r>
@@ -282,7 +282,7 @@
               <w:spacing w:after="160" w:line="278" w:lineRule="auto"/>
               <w:jc w:val="center"/>
               <w:rPr>
-                <w:rFonts w:ascii="宋体" w:eastAsia="宋体" w:hAnsi="宋体"/>
+                <w:rFonts w:ascii="宋体" w:eastAsia="宋体" w:hAnsi="宋体" w:hint="eastAsia"/>
               </w:rPr>
             </w:pPr>
             <w:r>
@@ -316,7 +316,7 @@
               <w:spacing w:after="160" w:line="278" w:lineRule="auto"/>
               <w:jc w:val="center"/>
               <w:rPr>
-                <w:rFonts w:ascii="宋体" w:eastAsia="宋体" w:hAnsi="宋体"/>
+                <w:rFonts w:ascii="宋体" w:eastAsia="宋体" w:hAnsi="宋体" w:hint="eastAsia"/>
               </w:rPr>
             </w:pPr>
             <w:r>
@@ -360,7 +360,7 @@
             <w:pPr>
               <w:spacing w:after="160" w:line="278" w:lineRule="auto"/>
               <w:rPr>
-                <w:rFonts w:ascii="宋体" w:eastAsia="宋体" w:hAnsi="宋体"/>
+                <w:rFonts w:ascii="宋体" w:eastAsia="宋体" w:hAnsi="宋体" w:hint="eastAsia"/>
               </w:rPr>
             </w:pPr>
             <w:r>
@@ -384,7 +384,7 @@
               <w:spacing w:after="160" w:line="278" w:lineRule="auto"/>
               <w:jc w:val="center"/>
               <w:rPr>
-                <w:rFonts w:ascii="宋体" w:eastAsia="宋体" w:hAnsi="宋体"/>
+                <w:rFonts w:ascii="宋体" w:eastAsia="宋体" w:hAnsi="宋体" w:hint="eastAsia"/>
               </w:rPr>
             </w:pPr>
             <w:r>
@@ -406,7 +406,7 @@
             <w:pPr>
               <w:spacing w:after="160" w:line="278" w:lineRule="auto"/>
               <w:rPr>
-                <w:rFonts w:ascii="宋体" w:eastAsia="宋体" w:hAnsi="宋体"/>
+                <w:rFonts w:ascii="宋体" w:eastAsia="宋体" w:hAnsi="宋体" w:hint="eastAsia"/>
               </w:rPr>
             </w:pPr>
             <w:r>
@@ -428,7 +428,7 @@
               <w:spacing w:after="160" w:line="278" w:lineRule="auto"/>
               <w:jc w:val="center"/>
               <w:rPr>
-                <w:rFonts w:ascii="宋体" w:eastAsia="宋体" w:hAnsi="宋体"/>
+                <w:rFonts w:ascii="宋体" w:eastAsia="宋体" w:hAnsi="宋体" w:hint="eastAsia"/>
               </w:rPr>
             </w:pPr>
             <w:r>
@@ -468,7 +468,7 @@
               <w:spacing w:after="160" w:line="278" w:lineRule="auto"/>
               <w:jc w:val="center"/>
               <w:rPr>
-                <w:rFonts w:ascii="宋体" w:eastAsia="宋体" w:hAnsi="宋体"/>
+                <w:rFonts w:ascii="宋体" w:eastAsia="宋体" w:hAnsi="宋体" w:hint="eastAsia"/>
               </w:rPr>
             </w:pPr>
             <w:r>
@@ -492,7 +492,7 @@
               <w:spacing w:after="160" w:line="278" w:lineRule="auto"/>
               <w:jc w:val="center"/>
               <w:rPr>
-                <w:rFonts w:ascii="宋体" w:eastAsia="宋体" w:hAnsi="宋体"/>
+                <w:rFonts w:ascii="宋体" w:eastAsia="宋体" w:hAnsi="宋体" w:hint="eastAsia"/>
               </w:rPr>
             </w:pPr>
             <w:r>
@@ -512,7 +512,7 @@
             <w:pPr>
               <w:spacing w:after="160" w:line="278" w:lineRule="auto"/>
               <w:rPr>
-                <w:rFonts w:ascii="宋体" w:eastAsia="宋体" w:hAnsi="宋体"/>
+                <w:rFonts w:ascii="宋体" w:eastAsia="宋体" w:hAnsi="宋体" w:hint="eastAsia"/>
               </w:rPr>
             </w:pPr>
             <w:r>
@@ -536,7 +536,7 @@
               <w:spacing w:after="160" w:line="278" w:lineRule="auto"/>
               <w:jc w:val="center"/>
               <w:rPr>
-                <w:rFonts w:ascii="宋体" w:eastAsia="宋体" w:hAnsi="宋体"/>
+                <w:rFonts w:ascii="宋体" w:eastAsia="宋体" w:hAnsi="宋体" w:hint="eastAsia"/>
               </w:rPr>
             </w:pPr>
             <w:r>
@@ -545,7 +545,7 @@
                 <w:b/>
                 <w:bCs/>
               </w:rPr>
-              <w:t>助教</w:t>
+              <w:t>系统管理员</w:t>
             </w:r>
           </w:p>
         </w:tc>
@@ -558,14 +558,14 @@
             <w:pPr>
               <w:spacing w:after="160" w:line="278" w:lineRule="auto"/>
               <w:rPr>
-                <w:rFonts w:ascii="宋体" w:eastAsia="宋体" w:hAnsi="宋体"/>
-              </w:rPr>
-            </w:pPr>
-            <w:r>
-              <w:rPr>
-                <w:rFonts w:ascii="宋体" w:eastAsia="宋体" w:hAnsi="宋体"/>
-              </w:rPr>
-              <w:t>教师的助手，负责基础数据的校对、QA库的初审与答疑维护。</w:t>
+                <w:rFonts w:ascii="宋体" w:eastAsia="宋体" w:hAnsi="宋体" w:hint="eastAsia"/>
+              </w:rPr>
+            </w:pPr>
+            <w:r>
+              <w:rPr>
+                <w:rFonts w:ascii="宋体" w:eastAsia="宋体" w:hAnsi="宋体"/>
+              </w:rPr>
+              <w:t>负责系统维护、模型参数监控、权限分配（由G08小组成员兼任）。</w:t>
             </w:r>
           </w:p>
         </w:tc>
@@ -580,14 +580,14 @@
               <w:spacing w:after="160" w:line="278" w:lineRule="auto"/>
               <w:jc w:val="center"/>
               <w:rPr>
-                <w:rFonts w:ascii="宋体" w:eastAsia="宋体" w:hAnsi="宋体"/>
-              </w:rPr>
-            </w:pPr>
-            <w:r>
-              <w:rPr>
-                <w:rFonts w:ascii="宋体" w:eastAsia="宋体" w:hAnsi="宋体"/>
-              </w:rPr>
-              <w:t>2~5人</w:t>
+                <w:rFonts w:ascii="宋体" w:eastAsia="宋体" w:hAnsi="宋体" w:hint="eastAsia"/>
+              </w:rPr>
+            </w:pPr>
+            <w:r>
+              <w:rPr>
+                <w:rFonts w:ascii="宋体" w:eastAsia="宋体" w:hAnsi="宋体"/>
+              </w:rPr>
+              <w:t>1~2人</w:t>
             </w:r>
           </w:p>
         </w:tc>
@@ -602,7 +602,7 @@
               <w:spacing w:after="160" w:line="278" w:lineRule="auto"/>
               <w:jc w:val="center"/>
               <w:rPr>
-                <w:rFonts w:ascii="宋体" w:eastAsia="宋体" w:hAnsi="宋体"/>
+                <w:rFonts w:ascii="宋体" w:eastAsia="宋体" w:hAnsi="宋体" w:hint="eastAsia"/>
               </w:rPr>
             </w:pPr>
             <w:r>
@@ -611,7 +611,7 @@
                 <w:b/>
                 <w:bCs/>
               </w:rPr>
-              <w:t>重要 (Important)</w:t>
+              <w:t>次要 (Minor)</w:t>
             </w:r>
           </w:p>
         </w:tc>
@@ -626,14 +626,14 @@
               <w:spacing w:after="160" w:line="278" w:lineRule="auto"/>
               <w:jc w:val="center"/>
               <w:rPr>
-                <w:rFonts w:ascii="宋体" w:eastAsia="宋体" w:hAnsi="宋体"/>
-              </w:rPr>
-            </w:pPr>
-            <w:r>
-              <w:rPr>
-                <w:rFonts w:ascii="宋体" w:eastAsia="宋体" w:hAnsi="宋体"/>
-              </w:rPr>
-              <w:t>中</w:t>
+                <w:rFonts w:ascii="宋体" w:eastAsia="宋体" w:hAnsi="宋体" w:hint="eastAsia"/>
+              </w:rPr>
+            </w:pPr>
+            <w:r>
+              <w:rPr>
+                <w:rFonts w:ascii="宋体" w:eastAsia="宋体" w:hAnsi="宋体"/>
+              </w:rPr>
+              <w:t>低</w:t>
             </w:r>
           </w:p>
         </w:tc>
@@ -646,141 +646,7 @@
             <w:pPr>
               <w:spacing w:after="160" w:line="278" w:lineRule="auto"/>
               <w:rPr>
-                <w:rFonts w:ascii="宋体" w:eastAsia="宋体" w:hAnsi="宋体"/>
-              </w:rPr>
-            </w:pPr>
-            <w:r>
-              <w:rPr>
-                <w:rFonts w:ascii="宋体" w:eastAsia="宋体" w:hAnsi="宋体"/>
-              </w:rPr>
-              <w:t>辅助教师管理资源，审核 AI 抽取的知识点准确性。</w:t>
-            </w:r>
-          </w:p>
-        </w:tc>
-      </w:tr>
-      <w:tr>
-        <w:tc>
-          <w:tcPr>
-            <w:tcW w:w="1414" w:type="dxa"/>
-            <w:vAlign w:val="center"/>
-            <w:hideMark/>
-          </w:tcPr>
-          <w:p>
-            <w:pPr>
-              <w:spacing w:after="160" w:line="278" w:lineRule="auto"/>
-              <w:jc w:val="center"/>
-              <w:rPr>
-                <w:rFonts w:ascii="宋体" w:eastAsia="宋体" w:hAnsi="宋体"/>
-              </w:rPr>
-            </w:pPr>
-            <w:r>
-              <w:rPr>
-                <w:rFonts w:ascii="宋体" w:eastAsia="宋体" w:hAnsi="宋体"/>
-                <w:b/>
-                <w:bCs/>
-              </w:rPr>
-              <w:t>系统管理员</w:t>
-            </w:r>
-          </w:p>
-        </w:tc>
-        <w:tc>
-          <w:tcPr>
-            <w:tcW w:w="1590" w:type="dxa"/>
-            <w:hideMark/>
-          </w:tcPr>
-          <w:p>
-            <w:pPr>
-              <w:spacing w:after="160" w:line="278" w:lineRule="auto"/>
-              <w:rPr>
-                <w:rFonts w:ascii="宋体" w:eastAsia="宋体" w:hAnsi="宋体"/>
-              </w:rPr>
-            </w:pPr>
-            <w:r>
-              <w:rPr>
-                <w:rFonts w:ascii="宋体" w:eastAsia="宋体" w:hAnsi="宋体"/>
-              </w:rPr>
-              <w:t>负责系统维护、模型参数监控、权限分配（由G08小组成员兼任）。</w:t>
-            </w:r>
-          </w:p>
-        </w:tc>
-        <w:tc>
-          <w:tcPr>
-            <w:tcW w:w="1102" w:type="dxa"/>
-            <w:vAlign w:val="center"/>
-            <w:hideMark/>
-          </w:tcPr>
-          <w:p>
-            <w:pPr>
-              <w:spacing w:after="160" w:line="278" w:lineRule="auto"/>
-              <w:jc w:val="center"/>
-              <w:rPr>
-                <w:rFonts w:ascii="宋体" w:eastAsia="宋体" w:hAnsi="宋体"/>
-              </w:rPr>
-            </w:pPr>
-            <w:r>
-              <w:rPr>
-                <w:rFonts w:ascii="宋体" w:eastAsia="宋体" w:hAnsi="宋体"/>
-              </w:rPr>
-              <w:t>1~2人</w:t>
-            </w:r>
-          </w:p>
-        </w:tc>
-        <w:tc>
-          <w:tcPr>
-            <w:tcW w:w="1436" w:type="dxa"/>
-            <w:vAlign w:val="center"/>
-            <w:hideMark/>
-          </w:tcPr>
-          <w:p>
-            <w:pPr>
-              <w:spacing w:after="160" w:line="278" w:lineRule="auto"/>
-              <w:jc w:val="center"/>
-              <w:rPr>
-                <w:rFonts w:ascii="宋体" w:eastAsia="宋体" w:hAnsi="宋体"/>
-              </w:rPr>
-            </w:pPr>
-            <w:r>
-              <w:rPr>
-                <w:rFonts w:ascii="宋体" w:eastAsia="宋体" w:hAnsi="宋体"/>
-                <w:b/>
-                <w:bCs/>
-              </w:rPr>
-              <w:t>次要 (Minor)</w:t>
-            </w:r>
-          </w:p>
-        </w:tc>
-        <w:tc>
-          <w:tcPr>
-            <w:tcW w:w="1116" w:type="dxa"/>
-            <w:vAlign w:val="center"/>
-            <w:hideMark/>
-          </w:tcPr>
-          <w:p>
-            <w:pPr>
-              <w:spacing w:after="160" w:line="278" w:lineRule="auto"/>
-              <w:jc w:val="center"/>
-              <w:rPr>
-                <w:rFonts w:ascii="宋体" w:eastAsia="宋体" w:hAnsi="宋体"/>
-              </w:rPr>
-            </w:pPr>
-            <w:r>
-              <w:rPr>
-                <w:rFonts w:ascii="宋体" w:eastAsia="宋体" w:hAnsi="宋体"/>
-              </w:rPr>
-              <w:t>低</w:t>
-            </w:r>
-          </w:p>
-        </w:tc>
-        <w:tc>
-          <w:tcPr>
-            <w:tcW w:w="1638" w:type="dxa"/>
-            <w:hideMark/>
-          </w:tcPr>
-          <w:p>
-            <w:pPr>
-              <w:spacing w:after="160" w:line="278" w:lineRule="auto"/>
-              <w:rPr>
-                <w:rFonts w:ascii="宋体" w:eastAsia="宋体" w:hAnsi="宋体"/>
+                <w:rFonts w:ascii="宋体" w:eastAsia="宋体" w:hAnsi="宋体" w:hint="eastAsia"/>
               </w:rPr>
             </w:pPr>
             <w:r>
@@ -796,14 +662,14 @@
     <w:p>
       <w:pPr>
         <w:rPr>
-          <w:rFonts w:ascii="宋体" w:eastAsia="宋体" w:hAnsi="宋体"/>
+          <w:rFonts w:ascii="宋体" w:eastAsia="宋体" w:hAnsi="宋体" w:hint="eastAsia"/>
         </w:rPr>
       </w:pPr>
     </w:p>
     <w:p>
       <w:pPr>
         <w:rPr>
-          <w:rFonts w:ascii="宋体" w:eastAsia="宋体" w:hAnsi="宋体"/>
+          <w:rFonts w:ascii="宋体" w:eastAsia="宋体" w:hAnsi="宋体" w:hint="eastAsia"/>
           <w:b/>
           <w:bCs/>
         </w:rPr>
@@ -820,7 +686,7 @@
     <w:p>
       <w:pPr>
         <w:rPr>
-          <w:rFonts w:ascii="宋体" w:eastAsia="宋体" w:hAnsi="宋体"/>
+          <w:rFonts w:ascii="宋体" w:eastAsia="宋体" w:hAnsi="宋体" w:hint="eastAsia"/>
           <w:b/>
           <w:bCs/>
         </w:rPr>
@@ -837,7 +703,7 @@
     <w:p>
       <w:pPr>
         <w:rPr>
-          <w:rFonts w:ascii="宋体" w:eastAsia="宋体" w:hAnsi="宋体"/>
+          <w:rFonts w:ascii="宋体" w:eastAsia="宋体" w:hAnsi="宋体" w:hint="eastAsia"/>
         </w:rPr>
       </w:pPr>
       <w:r>
@@ -858,7 +724,7 @@
     <w:p>
       <w:pPr>
         <w:rPr>
-          <w:rFonts w:ascii="宋体" w:eastAsia="宋体" w:hAnsi="宋体"/>
+          <w:rFonts w:ascii="宋体" w:eastAsia="宋体" w:hAnsi="宋体" w:hint="eastAsia"/>
         </w:rPr>
       </w:pPr>
       <w:r>
@@ -867,7 +733,6 @@
           <w:b/>
           <w:bCs/>
         </w:rPr>
-        <w:lastRenderedPageBreak/>
         <w:t>业务逻辑：</w:t>
       </w:r>
       <w:r>
@@ -880,7 +745,7 @@
     <w:p>
       <w:pPr>
         <w:rPr>
-          <w:rFonts w:ascii="宋体" w:eastAsia="宋体" w:hAnsi="宋体"/>
+          <w:rFonts w:ascii="宋体" w:eastAsia="宋体" w:hAnsi="宋体" w:hint="eastAsia"/>
         </w:rPr>
       </w:pPr>
       <w:r>
@@ -901,7 +766,7 @@
     <w:p>
       <w:pPr>
         <w:rPr>
-          <w:rFonts w:ascii="宋体" w:eastAsia="宋体" w:hAnsi="宋体"/>
+          <w:rFonts w:ascii="宋体" w:eastAsia="宋体" w:hAnsi="宋体" w:hint="eastAsia"/>
           <w:b/>
           <w:bCs/>
         </w:rPr>
@@ -918,7 +783,7 @@
     <w:p>
       <w:pPr>
         <w:rPr>
-          <w:rFonts w:ascii="宋体" w:eastAsia="宋体" w:hAnsi="宋体"/>
+          <w:rFonts w:ascii="宋体" w:eastAsia="宋体" w:hAnsi="宋体" w:hint="eastAsia"/>
         </w:rPr>
       </w:pPr>
       <w:r>
@@ -927,6 +792,7 @@
           <w:b/>
           <w:bCs/>
         </w:rPr>
+        <w:lastRenderedPageBreak/>
         <w:t>技术背景：</w:t>
       </w:r>
       <w:r>
@@ -939,7 +805,7 @@
     <w:p>
       <w:pPr>
         <w:rPr>
-          <w:rFonts w:ascii="宋体" w:eastAsia="宋体" w:hAnsi="宋体"/>
+          <w:rFonts w:ascii="宋体" w:eastAsia="宋体" w:hAnsi="宋体" w:hint="eastAsia"/>
         </w:rPr>
       </w:pPr>
       <w:r>
@@ -960,7 +826,7 @@
     <w:p>
       <w:pPr>
         <w:rPr>
-          <w:rFonts w:ascii="宋体" w:eastAsia="宋体" w:hAnsi="宋体"/>
+          <w:rFonts w:ascii="宋体" w:eastAsia="宋体" w:hAnsi="宋体" w:hint="eastAsia"/>
         </w:rPr>
       </w:pPr>
       <w:r>
@@ -981,14 +847,14 @@
     <w:p>
       <w:pPr>
         <w:rPr>
-          <w:rFonts w:ascii="宋体" w:eastAsia="宋体" w:hAnsi="宋体"/>
+          <w:rFonts w:ascii="宋体" w:eastAsia="宋体" w:hAnsi="宋体" w:hint="eastAsia"/>
         </w:rPr>
       </w:pPr>
     </w:p>
     <w:p>
       <w:pPr>
         <w:rPr>
-          <w:rFonts w:ascii="宋体" w:eastAsia="宋体" w:hAnsi="宋体"/>
+          <w:rFonts w:ascii="宋体" w:eastAsia="宋体" w:hAnsi="宋体" w:hint="eastAsia"/>
           <w:b/>
           <w:bCs/>
         </w:rPr>
@@ -1005,7 +871,7 @@
     <w:p>
       <w:pPr>
         <w:rPr>
-          <w:rFonts w:ascii="宋体" w:eastAsia="宋体" w:hAnsi="宋体"/>
+          <w:rFonts w:ascii="宋体" w:eastAsia="宋体" w:hAnsi="宋体" w:hint="eastAsia"/>
         </w:rPr>
       </w:pPr>
       <w:r>
@@ -1039,7 +905,7 @@
               <w:spacing w:after="160" w:line="278" w:lineRule="auto"/>
               <w:jc w:val="center"/>
               <w:rPr>
-                <w:rFonts w:ascii="宋体" w:eastAsia="宋体" w:hAnsi="宋体"/>
+                <w:rFonts w:ascii="宋体" w:eastAsia="宋体" w:hAnsi="宋体" w:hint="eastAsia"/>
               </w:rPr>
             </w:pPr>
             <w:r>
@@ -1063,7 +929,7 @@
               <w:spacing w:after="160" w:line="278" w:lineRule="auto"/>
               <w:jc w:val="center"/>
               <w:rPr>
-                <w:rFonts w:ascii="宋体" w:eastAsia="宋体" w:hAnsi="宋体"/>
+                <w:rFonts w:ascii="宋体" w:eastAsia="宋体" w:hAnsi="宋体" w:hint="eastAsia"/>
               </w:rPr>
             </w:pPr>
             <w:r>
@@ -1087,7 +953,7 @@
               <w:spacing w:after="160" w:line="278" w:lineRule="auto"/>
               <w:jc w:val="center"/>
               <w:rPr>
-                <w:rFonts w:ascii="宋体" w:eastAsia="宋体" w:hAnsi="宋体"/>
+                <w:rFonts w:ascii="宋体" w:eastAsia="宋体" w:hAnsi="宋体" w:hint="eastAsia"/>
               </w:rPr>
             </w:pPr>
             <w:r>
@@ -1111,7 +977,7 @@
               <w:spacing w:after="160" w:line="278" w:lineRule="auto"/>
               <w:jc w:val="center"/>
               <w:rPr>
-                <w:rFonts w:ascii="宋体" w:eastAsia="宋体" w:hAnsi="宋体"/>
+                <w:rFonts w:ascii="宋体" w:eastAsia="宋体" w:hAnsi="宋体" w:hint="eastAsia"/>
               </w:rPr>
             </w:pPr>
             <w:r>
@@ -1137,7 +1003,7 @@
               <w:spacing w:after="160" w:line="278" w:lineRule="auto"/>
               <w:jc w:val="center"/>
               <w:rPr>
-                <w:rFonts w:ascii="宋体" w:eastAsia="宋体" w:hAnsi="宋体"/>
+                <w:rFonts w:ascii="宋体" w:eastAsia="宋体" w:hAnsi="宋体" w:hint="eastAsia"/>
               </w:rPr>
             </w:pPr>
             <w:r>
@@ -1161,7 +1027,7 @@
               <w:spacing w:after="160" w:line="278" w:lineRule="auto"/>
               <w:jc w:val="center"/>
               <w:rPr>
-                <w:rFonts w:ascii="宋体" w:eastAsia="宋体" w:hAnsi="宋体"/>
+                <w:rFonts w:ascii="宋体" w:eastAsia="宋体" w:hAnsi="宋体" w:hint="eastAsia"/>
               </w:rPr>
             </w:pPr>
             <w:r>
@@ -1170,7 +1036,25 @@
                 <w:b/>
                 <w:bCs/>
               </w:rPr>
-              <w:t>杨枨老师 / 苏奎老师</w:t>
+              <w:t>杨</w:t>
+            </w:r>
+            <w:proofErr w:type="gramStart"/>
+            <w:r>
+              <w:rPr>
+                <w:rFonts w:ascii="宋体" w:eastAsia="宋体" w:hAnsi="宋体"/>
+                <w:b/>
+                <w:bCs/>
+              </w:rPr>
+              <w:t>枨</w:t>
+            </w:r>
+            <w:proofErr w:type="gramEnd"/>
+            <w:r>
+              <w:rPr>
+                <w:rFonts w:ascii="宋体" w:eastAsia="宋体" w:hAnsi="宋体"/>
+                <w:b/>
+                <w:bCs/>
+              </w:rPr>
+              <w:t>老师 / 苏奎老师</w:t>
             </w:r>
           </w:p>
         </w:tc>
@@ -1185,7 +1069,7 @@
               <w:spacing w:after="160" w:line="278" w:lineRule="auto"/>
               <w:jc w:val="center"/>
               <w:rPr>
-                <w:rFonts w:ascii="宋体" w:eastAsia="宋体" w:hAnsi="宋体"/>
+                <w:rFonts w:ascii="宋体" w:eastAsia="宋体" w:hAnsi="宋体" w:hint="eastAsia"/>
               </w:rPr>
             </w:pPr>
             <w:r>
@@ -1219,14 +1103,28 @@
             <w:pPr>
               <w:spacing w:after="160" w:line="278" w:lineRule="auto"/>
               <w:rPr>
-                <w:rFonts w:ascii="宋体" w:eastAsia="宋体" w:hAnsi="宋体"/>
-              </w:rPr>
-            </w:pPr>
-            <w:r>
-              <w:rPr>
-                <w:rFonts w:ascii="宋体" w:eastAsia="宋体" w:hAnsi="宋体"/>
-              </w:rPr>
-              <w:t>2. 审核自动组卷的业务规则。</w:t>
+                <w:rFonts w:ascii="宋体" w:eastAsia="宋体" w:hAnsi="宋体" w:hint="eastAsia"/>
+              </w:rPr>
+            </w:pPr>
+            <w:r>
+              <w:rPr>
+                <w:rFonts w:ascii="宋体" w:eastAsia="宋体" w:hAnsi="宋体"/>
+              </w:rPr>
+              <w:t>2. 审核</w:t>
+            </w:r>
+            <w:proofErr w:type="gramStart"/>
+            <w:r>
+              <w:rPr>
+                <w:rFonts w:ascii="宋体" w:eastAsia="宋体" w:hAnsi="宋体"/>
+              </w:rPr>
+              <w:t>自动组卷的</w:t>
+            </w:r>
+            <w:proofErr w:type="gramEnd"/>
+            <w:r>
+              <w:rPr>
+                <w:rFonts w:ascii="宋体" w:eastAsia="宋体" w:hAnsi="宋体"/>
+              </w:rPr>
+              <w:t>业务规则。</w:t>
             </w:r>
           </w:p>
         </w:tc>
@@ -1243,7 +1141,7 @@
               <w:spacing w:after="160" w:line="278" w:lineRule="auto"/>
               <w:jc w:val="center"/>
               <w:rPr>
-                <w:rFonts w:ascii="宋体" w:eastAsia="宋体" w:hAnsi="宋体"/>
+                <w:rFonts w:ascii="宋体" w:eastAsia="宋体" w:hAnsi="宋体" w:hint="eastAsia"/>
               </w:rPr>
             </w:pPr>
             <w:r>
@@ -1267,7 +1165,7 @@
               <w:spacing w:after="160" w:line="278" w:lineRule="auto"/>
               <w:jc w:val="center"/>
               <w:rPr>
-                <w:rFonts w:ascii="宋体" w:eastAsia="宋体" w:hAnsi="宋体"/>
+                <w:rFonts w:ascii="宋体" w:eastAsia="宋体" w:hAnsi="宋体" w:hint="eastAsia"/>
                 <w:b/>
                 <w:bCs/>
               </w:rPr>
@@ -1286,7 +1184,7 @@
               <w:spacing w:after="160" w:line="278" w:lineRule="auto"/>
               <w:jc w:val="center"/>
               <w:rPr>
-                <w:rFonts w:ascii="宋体" w:eastAsia="宋体" w:hAnsi="宋体"/>
+                <w:rFonts w:ascii="宋体" w:eastAsia="宋体" w:hAnsi="宋体" w:hint="eastAsia"/>
               </w:rPr>
             </w:pPr>
             <w:r>
@@ -1330,7 +1228,7 @@
               <w:spacing w:after="160" w:line="278" w:lineRule="auto"/>
               <w:jc w:val="center"/>
               <w:rPr>
-                <w:rFonts w:ascii="宋体" w:eastAsia="宋体" w:hAnsi="宋体"/>
+                <w:rFonts w:ascii="宋体" w:eastAsia="宋体" w:hAnsi="宋体" w:hint="eastAsia"/>
               </w:rPr>
             </w:pPr>
             <w:r>
@@ -1364,7 +1262,7 @@
             <w:pPr>
               <w:spacing w:after="160" w:line="278" w:lineRule="auto"/>
               <w:rPr>
-                <w:rFonts w:ascii="宋体" w:eastAsia="宋体" w:hAnsi="宋体"/>
+                <w:rFonts w:ascii="宋体" w:eastAsia="宋体" w:hAnsi="宋体" w:hint="eastAsia"/>
               </w:rPr>
             </w:pPr>
             <w:r>
@@ -1388,7 +1286,7 @@
               <w:spacing w:after="160" w:line="278" w:lineRule="auto"/>
               <w:jc w:val="center"/>
               <w:rPr>
-                <w:rFonts w:ascii="宋体" w:eastAsia="宋体" w:hAnsi="宋体"/>
+                <w:rFonts w:ascii="宋体" w:eastAsia="宋体" w:hAnsi="宋体" w:hint="eastAsia"/>
               </w:rPr>
             </w:pPr>
             <w:r>
@@ -1397,7 +1295,7 @@
                 <w:b/>
                 <w:bCs/>
               </w:rPr>
-              <w:t>助教</w:t>
+              <w:t>系统管理员</w:t>
             </w:r>
           </w:p>
         </w:tc>
@@ -1409,90 +1307,19 @@
           </w:tcPr>
           <w:p>
             <w:pPr>
+              <w:spacing w:after="160" w:line="278" w:lineRule="auto"/>
               <w:jc w:val="center"/>
+              <w:rPr>
+                <w:rFonts w:ascii="宋体" w:eastAsia="宋体" w:hAnsi="宋体" w:hint="eastAsia"/>
+              </w:rPr>
+            </w:pPr>
+            <w:r>
               <w:rPr>
                 <w:rFonts w:ascii="宋体" w:eastAsia="宋体" w:hAnsi="宋体"/>
                 <w:b/>
                 <w:bCs/>
               </w:rPr>
-            </w:pPr>
-            <w:r>
-              <w:rPr>
-                <w:rFonts w:ascii="宋体" w:eastAsia="宋体" w:hAnsi="宋体" w:hint="eastAsia"/>
-                <w:b/>
-                <w:bCs/>
-              </w:rPr>
-              <w:t>班级</w:t>
-            </w:r>
-            <w:r>
-              <w:rPr>
-                <w:rFonts w:ascii="宋体" w:eastAsia="宋体" w:hAnsi="宋体" w:hint="eastAsia"/>
-                <w:b/>
-                <w:bCs/>
-              </w:rPr>
-              <w:t>助教</w:t>
-            </w:r>
-          </w:p>
-          <w:p>
-            <w:pPr>
-              <w:jc w:val="center"/>
-              <w:rPr>
-                <w:rFonts w:ascii="宋体" w:eastAsia="宋体" w:hAnsi="宋体" w:hint="eastAsia"/>
-              </w:rPr>
-            </w:pPr>
-            <w:r>
-              <w:rPr>
-                <w:rFonts w:ascii="宋体" w:eastAsia="宋体" w:hAnsi="宋体" w:hint="eastAsia"/>
-              </w:rPr>
-              <w:t>（</w:t>
-            </w:r>
-            <w:r>
-              <w:rPr>
-                <w:rFonts w:ascii="宋体" w:eastAsia="宋体" w:hAnsi="宋体" w:hint="eastAsia"/>
-              </w:rPr>
-              <w:t>陈天阳</w:t>
-            </w:r>
-            <w:r>
-              <w:rPr>
-                <w:rFonts w:ascii="宋体" w:eastAsia="宋体" w:hAnsi="宋体" w:hint="eastAsia"/>
-              </w:rPr>
-              <w:t>、</w:t>
-            </w:r>
-            <w:r>
-              <w:rPr>
-                <w:rFonts w:ascii="宋体" w:eastAsia="宋体" w:hAnsi="宋体" w:hint="eastAsia"/>
-              </w:rPr>
-              <w:t>张明慧</w:t>
-            </w:r>
-            <w:r>
-              <w:rPr>
-                <w:rFonts w:ascii="宋体" w:eastAsia="宋体" w:hAnsi="宋体" w:hint="eastAsia"/>
-              </w:rPr>
-              <w:t>、</w:t>
-            </w:r>
-            <w:r>
-              <w:rPr>
-                <w:rFonts w:ascii="宋体" w:eastAsia="宋体" w:hAnsi="宋体" w:hint="eastAsia"/>
-              </w:rPr>
-              <w:t>朱彩霞</w:t>
-            </w:r>
-            <w:r>
-              <w:rPr>
-                <w:rFonts w:ascii="宋体" w:eastAsia="宋体" w:hAnsi="宋体" w:hint="eastAsia"/>
-              </w:rPr>
-              <w:t>、</w:t>
-            </w:r>
-            <w:r>
-              <w:rPr>
-                <w:rFonts w:ascii="宋体" w:eastAsia="宋体" w:hAnsi="宋体" w:hint="eastAsia"/>
-              </w:rPr>
-              <w:t>陈鹏宇</w:t>
-            </w:r>
-            <w:r>
-              <w:rPr>
-                <w:rFonts w:ascii="宋体" w:eastAsia="宋体" w:hAnsi="宋体" w:hint="eastAsia"/>
-              </w:rPr>
-              <w:t>）</w:t>
+              <w:t>林永翔</w:t>
             </w:r>
           </w:p>
         </w:tc>
@@ -1507,14 +1334,14 @@
               <w:spacing w:after="160" w:line="278" w:lineRule="auto"/>
               <w:jc w:val="center"/>
               <w:rPr>
-                <w:rFonts w:ascii="宋体" w:eastAsia="宋体" w:hAnsi="宋体"/>
-              </w:rPr>
-            </w:pPr>
-            <w:r>
-              <w:rPr>
-                <w:rFonts w:ascii="宋体" w:eastAsia="宋体" w:hAnsi="宋体"/>
-              </w:rPr>
-              <w:t>配置管理员</w:t>
+                <w:rFonts w:ascii="宋体" w:eastAsia="宋体" w:hAnsi="宋体" w:hint="eastAsia"/>
+              </w:rPr>
+            </w:pPr>
+            <w:r>
+              <w:rPr>
+                <w:rFonts w:ascii="宋体" w:eastAsia="宋体" w:hAnsi="宋体"/>
+              </w:rPr>
+              <w:t>业务分析员</w:t>
             </w:r>
           </w:p>
         </w:tc>
@@ -1534,112 +1361,6 @@
               <w:rPr>
                 <w:rFonts w:ascii="宋体" w:eastAsia="宋体" w:hAnsi="宋体"/>
               </w:rPr>
-              <w:t>1. 验证资源导入流程的便捷性；</w:t>
-            </w:r>
-          </w:p>
-          <w:p>
-            <w:pPr>
-              <w:spacing w:after="160" w:line="278" w:lineRule="auto"/>
-              <w:rPr>
-                <w:rFonts w:ascii="宋体" w:eastAsia="宋体" w:hAnsi="宋体"/>
-              </w:rPr>
-            </w:pPr>
-            <w:r>
-              <w:rPr>
-                <w:rFonts w:ascii="宋体" w:eastAsia="宋体" w:hAnsi="宋体"/>
-              </w:rPr>
-              <w:t>2. 定义 AI 幻觉处理的人工审核流程。</w:t>
-            </w:r>
-          </w:p>
-        </w:tc>
-      </w:tr>
-      <w:tr>
-        <w:tc>
-          <w:tcPr>
-            <w:tcW w:w="1413" w:type="dxa"/>
-            <w:vAlign w:val="center"/>
-            <w:hideMark/>
-          </w:tcPr>
-          <w:p>
-            <w:pPr>
-              <w:spacing w:after="160" w:line="278" w:lineRule="auto"/>
-              <w:jc w:val="center"/>
-              <w:rPr>
-                <w:rFonts w:ascii="宋体" w:eastAsia="宋体" w:hAnsi="宋体"/>
-              </w:rPr>
-            </w:pPr>
-            <w:r>
-              <w:rPr>
-                <w:rFonts w:ascii="宋体" w:eastAsia="宋体" w:hAnsi="宋体"/>
-                <w:b/>
-                <w:bCs/>
-              </w:rPr>
-              <w:t>系统管理员</w:t>
-            </w:r>
-          </w:p>
-        </w:tc>
-        <w:tc>
-          <w:tcPr>
-            <w:tcW w:w="2935" w:type="dxa"/>
-            <w:vAlign w:val="center"/>
-            <w:hideMark/>
-          </w:tcPr>
-          <w:p>
-            <w:pPr>
-              <w:spacing w:after="160" w:line="278" w:lineRule="auto"/>
-              <w:jc w:val="center"/>
-              <w:rPr>
-                <w:rFonts w:ascii="宋体" w:eastAsia="宋体" w:hAnsi="宋体"/>
-              </w:rPr>
-            </w:pPr>
-            <w:r>
-              <w:rPr>
-                <w:rFonts w:ascii="宋体" w:eastAsia="宋体" w:hAnsi="宋体"/>
-                <w:b/>
-                <w:bCs/>
-              </w:rPr>
-              <w:t>林永翔</w:t>
-            </w:r>
-          </w:p>
-        </w:tc>
-        <w:tc>
-          <w:tcPr>
-            <w:tcW w:w="0" w:type="auto"/>
-            <w:vAlign w:val="center"/>
-            <w:hideMark/>
-          </w:tcPr>
-          <w:p>
-            <w:pPr>
-              <w:spacing w:after="160" w:line="278" w:lineRule="auto"/>
-              <w:jc w:val="center"/>
-              <w:rPr>
-                <w:rFonts w:ascii="宋体" w:eastAsia="宋体" w:hAnsi="宋体"/>
-              </w:rPr>
-            </w:pPr>
-            <w:r>
-              <w:rPr>
-                <w:rFonts w:ascii="宋体" w:eastAsia="宋体" w:hAnsi="宋体"/>
-              </w:rPr>
-              <w:t>业务分析员</w:t>
-            </w:r>
-          </w:p>
-        </w:tc>
-        <w:tc>
-          <w:tcPr>
-            <w:tcW w:w="0" w:type="auto"/>
-            <w:hideMark/>
-          </w:tcPr>
-          <w:p>
-            <w:pPr>
-              <w:spacing w:after="160" w:line="278" w:lineRule="auto"/>
-              <w:rPr>
-                <w:rFonts w:ascii="宋体" w:eastAsia="宋体" w:hAnsi="宋体" w:hint="eastAsia"/>
-              </w:rPr>
-            </w:pPr>
-            <w:r>
-              <w:rPr>
-                <w:rFonts w:ascii="宋体" w:eastAsia="宋体" w:hAnsi="宋体"/>
-              </w:rPr>
               <w:t>1. 确定 RAG 检索的响应时间阈值；</w:t>
             </w:r>
           </w:p>
@@ -1647,14 +1368,28 @@
             <w:pPr>
               <w:spacing w:after="160" w:line="278" w:lineRule="auto"/>
               <w:rPr>
-                <w:rFonts w:ascii="宋体" w:eastAsia="宋体" w:hAnsi="宋体"/>
-              </w:rPr>
-            </w:pPr>
-            <w:r>
-              <w:rPr>
-                <w:rFonts w:ascii="宋体" w:eastAsia="宋体" w:hAnsi="宋体"/>
-              </w:rPr>
-              <w:t>2. 评估服务器算力限制下的并发策略。</w:t>
+                <w:rFonts w:ascii="宋体" w:eastAsia="宋体" w:hAnsi="宋体" w:hint="eastAsia"/>
+              </w:rPr>
+            </w:pPr>
+            <w:r>
+              <w:rPr>
+                <w:rFonts w:ascii="宋体" w:eastAsia="宋体" w:hAnsi="宋体"/>
+              </w:rPr>
+              <w:t>2. 评估</w:t>
+            </w:r>
+            <w:proofErr w:type="gramStart"/>
+            <w:r>
+              <w:rPr>
+                <w:rFonts w:ascii="宋体" w:eastAsia="宋体" w:hAnsi="宋体"/>
+              </w:rPr>
+              <w:t>服务器算力限制</w:t>
+            </w:r>
+            <w:proofErr w:type="gramEnd"/>
+            <w:r>
+              <w:rPr>
+                <w:rFonts w:ascii="宋体" w:eastAsia="宋体" w:hAnsi="宋体"/>
+              </w:rPr>
+              <w:t>下的并发策略。</w:t>
             </w:r>
           </w:p>
         </w:tc>
@@ -1663,14 +1398,14 @@
     <w:p>
       <w:pPr>
         <w:rPr>
-          <w:rFonts w:ascii="宋体" w:eastAsia="宋体" w:hAnsi="宋体"/>
+          <w:rFonts w:ascii="宋体" w:eastAsia="宋体" w:hAnsi="宋体" w:hint="eastAsia"/>
         </w:rPr>
       </w:pPr>
     </w:p>
     <w:p>
       <w:pPr>
         <w:rPr>
-          <w:rFonts w:ascii="宋体" w:eastAsia="宋体" w:hAnsi="宋体"/>
+          <w:rFonts w:ascii="宋体" w:eastAsia="宋体" w:hAnsi="宋体" w:hint="eastAsia"/>
           <w:b/>
           <w:bCs/>
         </w:rPr>
@@ -1691,7 +1426,7 @@
           <w:numId w:val="3"/>
         </w:numPr>
         <w:rPr>
-          <w:rFonts w:ascii="宋体" w:eastAsia="宋体" w:hAnsi="宋体"/>
+          <w:rFonts w:ascii="宋体" w:eastAsia="宋体" w:hAnsi="宋体" w:hint="eastAsia"/>
         </w:rPr>
       </w:pPr>
       <w:r>
@@ -1706,7 +1441,35 @@
         <w:rPr>
           <w:rFonts w:ascii="宋体" w:eastAsia="宋体" w:hAnsi="宋体"/>
         </w:rPr>
-        <w:t xml:space="preserve"> 在原型设计前（由李子骏负责），需邀请教师代表进行“用例图+原型”交叉走查，避免 R2 风险（模型与原型脱节）。</w:t>
+        <w:t xml:space="preserve"> 在原型设计前（由李子</w:t>
+      </w:r>
+      <w:proofErr w:type="gramStart"/>
+      <w:r>
+        <w:rPr>
+          <w:rFonts w:ascii="宋体" w:eastAsia="宋体" w:hAnsi="宋体"/>
+        </w:rPr>
+        <w:t>骏</w:t>
+      </w:r>
+      <w:proofErr w:type="gramEnd"/>
+      <w:r>
+        <w:rPr>
+          <w:rFonts w:ascii="宋体" w:eastAsia="宋体" w:hAnsi="宋体"/>
+        </w:rPr>
+        <w:t>负责），</w:t>
+      </w:r>
+      <w:proofErr w:type="gramStart"/>
+      <w:r>
+        <w:rPr>
+          <w:rFonts w:ascii="宋体" w:eastAsia="宋体" w:hAnsi="宋体"/>
+        </w:rPr>
+        <w:t>需邀请</w:t>
+      </w:r>
+      <w:proofErr w:type="gramEnd"/>
+      <w:r>
+        <w:rPr>
+          <w:rFonts w:ascii="宋体" w:eastAsia="宋体" w:hAnsi="宋体"/>
+        </w:rPr>
+        <w:t>教师代表进行“用例图+原型”交叉走查，避免 R2 风险（模型与原型脱节）。</w:t>
       </w:r>
     </w:p>
     <w:p>
@@ -1716,7 +1479,7 @@
           <w:numId w:val="3"/>
         </w:numPr>
         <w:rPr>
-          <w:rFonts w:ascii="宋体" w:eastAsia="宋体" w:hAnsi="宋体"/>
+          <w:rFonts w:ascii="宋体" w:eastAsia="宋体" w:hAnsi="宋体" w:hint="eastAsia"/>
         </w:rPr>
       </w:pPr>
       <w:r>
@@ -1731,7 +1494,21 @@
         <w:rPr>
           <w:rFonts w:ascii="宋体" w:eastAsia="宋体" w:hAnsi="宋体"/>
         </w:rPr>
-        <w:t xml:space="preserve"> 若出现 R1 风险（需求蔓延），必须经由项目经理（林立）与产品代表（杨枨老师）共同协商，按 </w:t>
+        <w:t xml:space="preserve"> 若出现 R1 风险（需求蔓延），必须经由项目经理（林立）与产品代表（杨</w:t>
+      </w:r>
+      <w:proofErr w:type="gramStart"/>
+      <w:r>
+        <w:rPr>
+          <w:rFonts w:ascii="宋体" w:eastAsia="宋体" w:hAnsi="宋体"/>
+        </w:rPr>
+        <w:t>枨</w:t>
+      </w:r>
+      <w:proofErr w:type="gramEnd"/>
+      <w:r>
+        <w:rPr>
+          <w:rFonts w:ascii="宋体" w:eastAsia="宋体" w:hAnsi="宋体"/>
+        </w:rPr>
+        <w:t xml:space="preserve">老师）共同协商，按 </w:t>
       </w:r>
       <w:proofErr w:type="spellStart"/>
       <w:r>
@@ -1755,7 +1532,7 @@
           <w:numId w:val="3"/>
         </w:numPr>
         <w:rPr>
-          <w:rFonts w:ascii="宋体" w:eastAsia="宋体" w:hAnsi="宋体"/>
+          <w:rFonts w:ascii="宋体" w:eastAsia="宋体" w:hAnsi="宋体" w:hint="eastAsia"/>
         </w:rPr>
       </w:pPr>
       <w:r>
@@ -1772,13 +1549,6 @@
         </w:rPr>
         <w:t xml:space="preserve"> 每周五下午 4:00 的例会中，各产品代表需反馈其代表群体的最新意见，并记入会议纪要。</w:t>
       </w:r>
-    </w:p>
-    <w:p>
-      <w:pPr>
-        <w:rPr>
-          <w:rFonts w:ascii="宋体" w:eastAsia="宋体" w:hAnsi="宋体" w:hint="eastAsia"/>
-        </w:rPr>
-      </w:pPr>
     </w:p>
     <w:sectPr>
       <w:pgSz w:w="11906" w:h="16838"/>
@@ -1788,6 +1558,68 @@
     </w:sectPr>
   </w:body>
 </w:document>
+</file>
+
+<file path=word/endnotes.xml><?xml version="1.0" encoding="utf-8"?>
+<w:endnotes xmlns:wpc="http://schemas.microsoft.com/office/word/2010/wordprocessingCanvas" xmlns:cx="http://schemas.microsoft.com/office/drawing/2014/chartex" xmlns:cx1="http://schemas.microsoft.com/office/drawing/2015/9/8/chartex" xmlns:cx2="http://schemas.microsoft.com/office/drawing/2015/10/21/chartex" xmlns:cx3="http://schemas.microsoft.com/office/drawing/2016/5/9/chartex" xmlns:cx4="http://schemas.microsoft.com/office/drawing/2016/5/10/chartex" xmlns:cx5="http://schemas.microsoft.com/office/drawing/2016/5/11/chartex" xmlns:cx6="http://schemas.microsoft.com/office/drawing/2016/5/12/chartex" xmlns:cx7="http://schemas.microsoft.com/office/drawing/2016/5/13/chartex" xmlns:cx8="http://schemas.microsoft.com/office/drawing/2016/5/14/chartex" xmlns:mc="http://schemas.openxmlformats.org/markup-compatibility/2006" xmlns:aink="http://schemas.microsoft.com/office/drawing/2016/ink" xmlns:am3d="http://schemas.microsoft.com/office/drawing/2017/model3d" xmlns:o="urn:schemas-microsoft-com:office:office" xmlns:oel="http://schemas.microsoft.com/office/2019/extlst" xmlns:r="http://schemas.openxmlformats.org/officeDocument/2006/relationships" xmlns:m="http://schemas.openxmlformats.org/officeDocument/2006/math" xmlns:v="urn:schemas-microsoft-com:vml" xmlns:wp14="http://schemas.microsoft.com/office/word/2010/wordprocessingDrawing" xmlns:wp="http://schemas.openxmlformats.org/drawingml/2006/wordprocessingDrawing" xmlns:w10="urn:schemas-microsoft-com:office:word" xmlns:w="http://schemas.openxmlformats.org/wordprocessingml/2006/main" xmlns:w14="http://schemas.microsoft.com/office/word/2010/wordml" xmlns:w15="http://schemas.microsoft.com/office/word/2012/wordml" xmlns:w16cex="http://schemas.microsoft.com/office/word/2018/wordml/cex" xmlns:w16cid="http://schemas.microsoft.com/office/word/2016/wordml/cid" xmlns:w16="http://schemas.microsoft.com/office/word/2018/wordml" xmlns:w16du="http://schemas.microsoft.com/office/word/2023/wordml/word16du" xmlns:w16sdtdh="http://schemas.microsoft.com/office/word/2020/wordml/sdtdatahash" xmlns:w16sdtfl="http://schemas.microsoft.com/office/word/2024/wordml/sdtformatlock" xmlns:w16se="http://schemas.microsoft.com/office/word/2015/wordml/symex" xmlns:wpg="http://schemas.microsoft.com/office/word/2010/wordprocessingGroup" xmlns:wpi="http://schemas.microsoft.com/office/word/2010/wordprocessingInk" xmlns:wne="http://schemas.microsoft.com/office/word/2006/wordml" xmlns:wps="http://schemas.microsoft.com/office/word/2010/wordprocessingShape" mc:Ignorable="w14 w15 w16se w16cid w16 w16cex w16sdtdh w16sdtfl w16du wp14">
+  <w:endnote w:type="separator" w:id="-1">
+    <w:p>
+      <w:pPr>
+        <w:spacing w:after="0" w:line="240" w:lineRule="auto"/>
+        <w:rPr>
+          <w:rFonts w:hint="eastAsia"/>
+        </w:rPr>
+      </w:pPr>
+      <w:r>
+        <w:separator/>
+      </w:r>
+    </w:p>
+  </w:endnote>
+  <w:endnote w:type="continuationSeparator" w:id="0">
+    <w:p>
+      <w:pPr>
+        <w:spacing w:after="0" w:line="240" w:lineRule="auto"/>
+        <w:rPr>
+          <w:rFonts w:hint="eastAsia"/>
+        </w:rPr>
+      </w:pPr>
+      <w:r>
+        <w:continuationSeparator/>
+      </w:r>
+    </w:p>
+  </w:endnote>
+</w:endnotes>
+</file>
+
+<file path=word/footnotes.xml><?xml version="1.0" encoding="utf-8"?>
+<w:footnotes xmlns:wpc="http://schemas.microsoft.com/office/word/2010/wordprocessingCanvas" xmlns:cx="http://schemas.microsoft.com/office/drawing/2014/chartex" xmlns:cx1="http://schemas.microsoft.com/office/drawing/2015/9/8/chartex" xmlns:cx2="http://schemas.microsoft.com/office/drawing/2015/10/21/chartex" xmlns:cx3="http://schemas.microsoft.com/office/drawing/2016/5/9/chartex" xmlns:cx4="http://schemas.microsoft.com/office/drawing/2016/5/10/chartex" xmlns:cx5="http://schemas.microsoft.com/office/drawing/2016/5/11/chartex" xmlns:cx6="http://schemas.microsoft.com/office/drawing/2016/5/12/chartex" xmlns:cx7="http://schemas.microsoft.com/office/drawing/2016/5/13/chartex" xmlns:cx8="http://schemas.microsoft.com/office/drawing/2016/5/14/chartex" xmlns:mc="http://schemas.openxmlformats.org/markup-compatibility/2006" xmlns:aink="http://schemas.microsoft.com/office/drawing/2016/ink" xmlns:am3d="http://schemas.microsoft.com/office/drawing/2017/model3d" xmlns:o="urn:schemas-microsoft-com:office:office" xmlns:oel="http://schemas.microsoft.com/office/2019/extlst" xmlns:r="http://schemas.openxmlformats.org/officeDocument/2006/relationships" xmlns:m="http://schemas.openxmlformats.org/officeDocument/2006/math" xmlns:v="urn:schemas-microsoft-com:vml" xmlns:wp14="http://schemas.microsoft.com/office/word/2010/wordprocessingDrawing" xmlns:wp="http://schemas.openxmlformats.org/drawingml/2006/wordprocessingDrawing" xmlns:w10="urn:schemas-microsoft-com:office:word" xmlns:w="http://schemas.openxmlformats.org/wordprocessingml/2006/main" xmlns:w14="http://schemas.microsoft.com/office/word/2010/wordml" xmlns:w15="http://schemas.microsoft.com/office/word/2012/wordml" xmlns:w16cex="http://schemas.microsoft.com/office/word/2018/wordml/cex" xmlns:w16cid="http://schemas.microsoft.com/office/word/2016/wordml/cid" xmlns:w16="http://schemas.microsoft.com/office/word/2018/wordml" xmlns:w16du="http://schemas.microsoft.com/office/word/2023/wordml/word16du" xmlns:w16sdtdh="http://schemas.microsoft.com/office/word/2020/wordml/sdtdatahash" xmlns:w16sdtfl="http://schemas.microsoft.com/office/word/2024/wordml/sdtformatlock" xmlns:w16se="http://schemas.microsoft.com/office/word/2015/wordml/symex" xmlns:wpg="http://schemas.microsoft.com/office/word/2010/wordprocessingGroup" xmlns:wpi="http://schemas.microsoft.com/office/word/2010/wordprocessingInk" xmlns:wne="http://schemas.microsoft.com/office/word/2006/wordml" xmlns:wps="http://schemas.microsoft.com/office/word/2010/wordprocessingShape" mc:Ignorable="w14 w15 w16se w16cid w16 w16cex w16sdtdh w16sdtfl w16du wp14">
+  <w:footnote w:type="separator" w:id="-1">
+    <w:p>
+      <w:pPr>
+        <w:spacing w:after="0" w:line="240" w:lineRule="auto"/>
+        <w:rPr>
+          <w:rFonts w:hint="eastAsia"/>
+        </w:rPr>
+      </w:pPr>
+      <w:r>
+        <w:separator/>
+      </w:r>
+    </w:p>
+  </w:footnote>
+  <w:footnote w:type="continuationSeparator" w:id="0">
+    <w:p>
+      <w:pPr>
+        <w:spacing w:after="0" w:line="240" w:lineRule="auto"/>
+        <w:rPr>
+          <w:rFonts w:hint="eastAsia"/>
+        </w:rPr>
+      </w:pPr>
+      <w:r>
+        <w:continuationSeparator/>
+      </w:r>
+    </w:p>
+  </w:footnote>
+</w:footnotes>
 </file>
 
 <file path=word/numbering.xml><?xml version="1.0" encoding="utf-8"?>
@@ -2822,6 +2654,7 @@
   <w:style w:type="character" w:default="1" w:styleId="a0">
     <w:name w:val="Default Paragraph Font"/>
     <w:uiPriority w:val="1"/>
+    <w:semiHidden/>
     <w:unhideWhenUsed/>
   </w:style>
   <w:style w:type="table" w:default="1" w:styleId="a1">
@@ -3156,6 +2989,69 @@
         <w:insideV w:val="single" w:sz="4" w:space="0" w:color="auto"/>
       </w:tblBorders>
     </w:tblPr>
+  </w:style>
+  <w:style w:type="paragraph" w:styleId="af">
+    <w:name w:val="header"/>
+    <w:basedOn w:val="a"/>
+    <w:link w:val="af0"/>
+    <w:uiPriority w:val="99"/>
+    <w:unhideWhenUsed/>
+    <w:rsid w:val="00E005C2"/>
+    <w:pPr>
+      <w:tabs>
+        <w:tab w:val="center" w:pos="4153"/>
+        <w:tab w:val="right" w:pos="8306"/>
+      </w:tabs>
+      <w:snapToGrid w:val="0"/>
+      <w:spacing w:line="240" w:lineRule="auto"/>
+      <w:jc w:val="center"/>
+    </w:pPr>
+    <w:rPr>
+      <w:sz w:val="18"/>
+      <w:szCs w:val="18"/>
+    </w:rPr>
+  </w:style>
+  <w:style w:type="character" w:customStyle="1" w:styleId="af0">
+    <w:name w:val="页眉 字符"/>
+    <w:basedOn w:val="a0"/>
+    <w:link w:val="af"/>
+    <w:uiPriority w:val="99"/>
+    <w:rsid w:val="00E005C2"/>
+    <w:rPr>
+      <w:sz w:val="18"/>
+      <w:szCs w:val="18"/>
+    </w:rPr>
+  </w:style>
+  <w:style w:type="paragraph" w:styleId="af1">
+    <w:name w:val="footer"/>
+    <w:basedOn w:val="a"/>
+    <w:link w:val="af2"/>
+    <w:uiPriority w:val="99"/>
+    <w:unhideWhenUsed/>
+    <w:rsid w:val="00E005C2"/>
+    <w:pPr>
+      <w:tabs>
+        <w:tab w:val="center" w:pos="4153"/>
+        <w:tab w:val="right" w:pos="8306"/>
+      </w:tabs>
+      <w:snapToGrid w:val="0"/>
+      <w:spacing w:line="240" w:lineRule="auto"/>
+    </w:pPr>
+    <w:rPr>
+      <w:sz w:val="18"/>
+      <w:szCs w:val="18"/>
+    </w:rPr>
+  </w:style>
+  <w:style w:type="character" w:customStyle="1" w:styleId="af2">
+    <w:name w:val="页脚 字符"/>
+    <w:basedOn w:val="a0"/>
+    <w:link w:val="af1"/>
+    <w:uiPriority w:val="99"/>
+    <w:rsid w:val="00E005C2"/>
+    <w:rPr>
+      <w:sz w:val="18"/>
+      <w:szCs w:val="18"/>
+    </w:rPr>
   </w:style>
 </w:styles>
 </file>
